--- a/keywords.docx
+++ b/keywords.docx
@@ -9,685 +9,1717 @@
           <w:ilvl w:val="0"/>
           <w:numId w:val="1"/>
         </w:numPr>
-      </w:pPr>
-      <w:r>
-        <w:t>class → defines a blueprint for objects in Java</w:t>
-      </w:r>
-    </w:p>
-    <w:p>
-      <w:pPr>
-        <w:pStyle w:val="NormalWeb"/>
-        <w:numPr>
-          <w:ilvl w:val="0"/>
-          <w:numId w:val="1"/>
-        </w:numPr>
-      </w:pPr>
-      <w:r>
-        <w:t>public → makes a class/method accessible from anywhere</w:t>
-      </w:r>
-    </w:p>
-    <w:p>
-      <w:pPr>
-        <w:pStyle w:val="NormalWeb"/>
-        <w:numPr>
-          <w:ilvl w:val="0"/>
-          <w:numId w:val="1"/>
-        </w:numPr>
-      </w:pPr>
-      <w:r>
-        <w:t>private → restricts access to inside the same class only</w:t>
-      </w:r>
-    </w:p>
-    <w:p>
-      <w:pPr>
-        <w:pStyle w:val="NormalWeb"/>
-        <w:numPr>
-          <w:ilvl w:val="0"/>
-          <w:numId w:val="1"/>
-        </w:numPr>
-      </w:pPr>
-      <w:r>
-        <w:t>protected → allows access within package and subclasses</w:t>
-      </w:r>
-    </w:p>
-    <w:p>
-      <w:pPr>
-        <w:pStyle w:val="NormalWeb"/>
-        <w:numPr>
-          <w:ilvl w:val="0"/>
-          <w:numId w:val="1"/>
-        </w:numPr>
-      </w:pPr>
-      <w:r>
-        <w:t>static → belongs to the class instead of an object</w:t>
-      </w:r>
-    </w:p>
-    <w:p>
-      <w:pPr>
-        <w:pStyle w:val="NormalWeb"/>
-        <w:numPr>
-          <w:ilvl w:val="0"/>
-          <w:numId w:val="1"/>
-        </w:numPr>
-      </w:pPr>
-      <w:r>
-        <w:t>void → method returns no value</w:t>
-      </w:r>
-    </w:p>
-    <w:p>
-      <w:pPr>
-        <w:pStyle w:val="NormalWeb"/>
-        <w:numPr>
-          <w:ilvl w:val="0"/>
-          <w:numId w:val="1"/>
-        </w:numPr>
-      </w:pPr>
-      <w:r>
-        <w:t>int → stores whole numbers</w:t>
-      </w:r>
-    </w:p>
-    <w:p>
-      <w:pPr>
-        <w:pStyle w:val="NormalWeb"/>
-        <w:numPr>
-          <w:ilvl w:val="0"/>
-          <w:numId w:val="1"/>
-        </w:numPr>
-      </w:pPr>
-      <w:r>
-        <w:t>double → stores decimal numbers (more precision)</w:t>
-      </w:r>
-    </w:p>
-    <w:p>
-      <w:pPr>
-        <w:pStyle w:val="NormalWeb"/>
-        <w:numPr>
-          <w:ilvl w:val="0"/>
-          <w:numId w:val="1"/>
-        </w:numPr>
-      </w:pPr>
-      <w:r>
-        <w:t>float → stores decimal numbers (less precision than double)</w:t>
-      </w:r>
-    </w:p>
-    <w:p>
-      <w:pPr>
-        <w:pStyle w:val="NormalWeb"/>
-        <w:numPr>
-          <w:ilvl w:val="0"/>
-          <w:numId w:val="1"/>
-        </w:numPr>
-      </w:pPr>
-      <w:r>
-        <w:t>char → stores a single character</w:t>
-      </w:r>
-    </w:p>
-    <w:p>
-      <w:pPr>
-        <w:pStyle w:val="NormalWeb"/>
-        <w:numPr>
-          <w:ilvl w:val="0"/>
-          <w:numId w:val="1"/>
-        </w:numPr>
-      </w:pPr>
-      <w:r>
-        <w:t>boolean → stores true or false values</w:t>
-      </w:r>
-    </w:p>
-    <w:p>
-      <w:pPr>
-        <w:pStyle w:val="NormalWeb"/>
-        <w:numPr>
-          <w:ilvl w:val="0"/>
-          <w:numId w:val="1"/>
-        </w:numPr>
-      </w:pPr>
-      <w:r>
-        <w:t>long → stores large whole numbers</w:t>
-      </w:r>
-    </w:p>
-    <w:p>
-      <w:pPr>
-        <w:pStyle w:val="NormalWeb"/>
-        <w:numPr>
-          <w:ilvl w:val="0"/>
-          <w:numId w:val="1"/>
-        </w:numPr>
-      </w:pPr>
-      <w:r>
-        <w:t>short → stores small whole numbers</w:t>
-      </w:r>
-    </w:p>
-    <w:p>
-      <w:pPr>
-        <w:pStyle w:val="NormalWeb"/>
-        <w:numPr>
-          <w:ilvl w:val="0"/>
-          <w:numId w:val="1"/>
-        </w:numPr>
-      </w:pPr>
-      <w:r>
-        <w:t>byte → stores very small numbers</w:t>
-      </w:r>
-    </w:p>
-    <w:p>
-      <w:pPr>
-        <w:pStyle w:val="NormalWeb"/>
-        <w:numPr>
-          <w:ilvl w:val="0"/>
-          <w:numId w:val="1"/>
-        </w:numPr>
-      </w:pPr>
-      <w:r>
-        <w:t>if → runs code only if a condition is true</w:t>
-      </w:r>
-    </w:p>
-    <w:p>
-      <w:pPr>
-        <w:pStyle w:val="NormalWeb"/>
-        <w:numPr>
-          <w:ilvl w:val="0"/>
-          <w:numId w:val="1"/>
-        </w:numPr>
-      </w:pPr>
-      <w:r>
-        <w:t>else → runs code if the if condition is false</w:t>
-      </w:r>
-    </w:p>
-    <w:p>
-      <w:pPr>
-        <w:pStyle w:val="NormalWeb"/>
-        <w:numPr>
-          <w:ilvl w:val="0"/>
-          <w:numId w:val="1"/>
-        </w:numPr>
-      </w:pPr>
-      <w:r>
-        <w:t>switch → selects between multiple options</w:t>
-      </w:r>
-    </w:p>
-    <w:p>
-      <w:pPr>
-        <w:pStyle w:val="NormalWeb"/>
-        <w:numPr>
-          <w:ilvl w:val="0"/>
-          <w:numId w:val="1"/>
-        </w:numPr>
-      </w:pPr>
-      <w:r>
-        <w:t>case → a specific option inside switch</w:t>
-      </w:r>
-    </w:p>
-    <w:p>
-      <w:pPr>
-        <w:pStyle w:val="NormalWeb"/>
-        <w:numPr>
-          <w:ilvl w:val="0"/>
-          <w:numId w:val="1"/>
-        </w:numPr>
-      </w:pPr>
-      <w:r>
-        <w:t>default → fallback option in switch</w:t>
-      </w:r>
-    </w:p>
-    <w:p>
-      <w:pPr>
-        <w:pStyle w:val="NormalWeb"/>
-        <w:numPr>
-          <w:ilvl w:val="0"/>
-          <w:numId w:val="1"/>
-        </w:numPr>
-      </w:pPr>
-      <w:r>
-        <w:t>for → loop with initialization, condition, and update</w:t>
-      </w:r>
-    </w:p>
-    <w:p>
-      <w:pPr>
-        <w:pStyle w:val="NormalWeb"/>
-        <w:numPr>
-          <w:ilvl w:val="0"/>
-          <w:numId w:val="1"/>
-        </w:numPr>
-      </w:pPr>
-      <w:r>
-        <w:t>while → loop that runs while condition is true</w:t>
-      </w:r>
-    </w:p>
-    <w:p>
-      <w:pPr>
-        <w:pStyle w:val="NormalWeb"/>
-        <w:numPr>
-          <w:ilvl w:val="0"/>
-          <w:numId w:val="1"/>
-        </w:numPr>
-      </w:pPr>
-      <w:r>
-        <w:t>do → loop that runs at least once before checking condition</w:t>
-      </w:r>
-    </w:p>
-    <w:p>
-      <w:pPr>
-        <w:pStyle w:val="NormalWeb"/>
-        <w:numPr>
-          <w:ilvl w:val="0"/>
-          <w:numId w:val="1"/>
-        </w:numPr>
-      </w:pPr>
-      <w:r>
-        <w:t>break → exits a loop or switch early</w:t>
-      </w:r>
-    </w:p>
-    <w:p>
-      <w:pPr>
-        <w:pStyle w:val="NormalWeb"/>
-        <w:numPr>
-          <w:ilvl w:val="0"/>
-          <w:numId w:val="1"/>
-        </w:numPr>
-      </w:pPr>
-      <w:r>
-        <w:t>continue → skips current loop iteration</w:t>
-      </w:r>
-    </w:p>
-    <w:p>
-      <w:pPr>
-        <w:pStyle w:val="NormalWeb"/>
-        <w:numPr>
-          <w:ilvl w:val="0"/>
-          <w:numId w:val="1"/>
-        </w:numPr>
-      </w:pPr>
-      <w:r>
-        <w:t>new → creates a new object</w:t>
-      </w:r>
-    </w:p>
-    <w:p>
-      <w:pPr>
-        <w:pStyle w:val="NormalWeb"/>
-        <w:numPr>
-          <w:ilvl w:val="0"/>
-          <w:numId w:val="1"/>
-        </w:numPr>
-      </w:pPr>
-      <w:r>
-        <w:t>this → refers to current object</w:t>
-      </w:r>
-    </w:p>
-    <w:p>
-      <w:pPr>
-        <w:pStyle w:val="NormalWeb"/>
-        <w:numPr>
-          <w:ilvl w:val="0"/>
-          <w:numId w:val="1"/>
-        </w:numPr>
-      </w:pPr>
-      <w:r>
-        <w:t>super → refers to parent class</w:t>
-      </w:r>
-    </w:p>
-    <w:p>
-      <w:pPr>
-        <w:pStyle w:val="NormalWeb"/>
-        <w:numPr>
-          <w:ilvl w:val="0"/>
-          <w:numId w:val="1"/>
-        </w:numPr>
-      </w:pPr>
-      <w:r>
-        <w:t>extends → inherits from another class</w:t>
-      </w:r>
-    </w:p>
-    <w:p>
-      <w:pPr>
-        <w:pStyle w:val="NormalWeb"/>
-        <w:numPr>
-          <w:ilvl w:val="0"/>
-          <w:numId w:val="1"/>
-        </w:numPr>
-      </w:pPr>
-      <w:r>
-        <w:t>implements → uses an interface</w:t>
-      </w:r>
-    </w:p>
-    <w:p>
-      <w:pPr>
-        <w:pStyle w:val="NormalWeb"/>
-        <w:numPr>
-          <w:ilvl w:val="0"/>
-          <w:numId w:val="1"/>
-        </w:numPr>
-      </w:pPr>
-      <w:r>
-        <w:t>interface → defines a contract for classes</w:t>
-      </w:r>
-    </w:p>
-    <w:p>
-      <w:pPr>
-        <w:pStyle w:val="NormalWeb"/>
-        <w:numPr>
-          <w:ilvl w:val="0"/>
-          <w:numId w:val="1"/>
-        </w:numPr>
-      </w:pPr>
-      <w:r>
-        <w:t>abstract → defines incomplete classes or methods</w:t>
-      </w:r>
-    </w:p>
-    <w:p>
-      <w:pPr>
-        <w:pStyle w:val="NormalWeb"/>
-        <w:numPr>
-          <w:ilvl w:val="0"/>
-          <w:numId w:val="1"/>
-        </w:numPr>
-      </w:pPr>
-      <w:r>
-        <w:t>final → prevents modification or inheritance</w:t>
-      </w:r>
-    </w:p>
-    <w:p>
-      <w:pPr>
-        <w:pStyle w:val="NormalWeb"/>
-        <w:numPr>
-          <w:ilvl w:val="0"/>
-          <w:numId w:val="1"/>
-        </w:numPr>
-      </w:pPr>
-      <w:r>
-        <w:t>try → starts exception handling block</w:t>
-      </w:r>
-    </w:p>
-    <w:p>
-      <w:pPr>
-        <w:pStyle w:val="NormalWeb"/>
-        <w:numPr>
-          <w:ilvl w:val="0"/>
-          <w:numId w:val="1"/>
-        </w:numPr>
-      </w:pPr>
-      <w:r>
-        <w:t>catch → handles exceptions</w:t>
-      </w:r>
-    </w:p>
-    <w:p>
-      <w:pPr>
-        <w:pStyle w:val="NormalWeb"/>
-        <w:numPr>
-          <w:ilvl w:val="0"/>
-          <w:numId w:val="1"/>
-        </w:numPr>
-      </w:pPr>
-      <w:r>
-        <w:t>finally → runs code no matter what after try/catch</w:t>
-      </w:r>
-    </w:p>
-    <w:p>
-      <w:pPr>
-        <w:pStyle w:val="NormalWeb"/>
-        <w:numPr>
-          <w:ilvl w:val="0"/>
-          <w:numId w:val="1"/>
-        </w:numPr>
-      </w:pPr>
-      <w:r>
-        <w:t>throw → manually throws an exception</w:t>
-      </w:r>
-    </w:p>
-    <w:p>
-      <w:pPr>
-        <w:pStyle w:val="NormalWeb"/>
-        <w:numPr>
-          <w:ilvl w:val="0"/>
-          <w:numId w:val="1"/>
-        </w:numPr>
-      </w:pPr>
-      <w:r>
-        <w:t>throws → declares possible exceptions in method</w:t>
-      </w:r>
-    </w:p>
-    <w:p>
-      <w:pPr>
-        <w:pStyle w:val="NormalWeb"/>
-        <w:numPr>
-          <w:ilvl w:val="0"/>
-          <w:numId w:val="1"/>
-        </w:numPr>
-      </w:pPr>
-      <w:r>
-        <w:t>package → groups related classes together</w:t>
-      </w:r>
-    </w:p>
-    <w:p>
-      <w:pPr>
-        <w:pStyle w:val="NormalWeb"/>
-        <w:numPr>
-          <w:ilvl w:val="0"/>
-          <w:numId w:val="1"/>
-        </w:numPr>
-      </w:pPr>
-      <w:r>
-        <w:t>import → brings other classes into file</w:t>
-      </w:r>
-    </w:p>
-    <w:p>
-      <w:pPr>
-        <w:pStyle w:val="NormalWeb"/>
-        <w:numPr>
-          <w:ilvl w:val="0"/>
-          <w:numId w:val="1"/>
-        </w:numPr>
-      </w:pPr>
-      <w:r>
-        <w:t>return → sends a value back from a method</w:t>
-      </w:r>
-    </w:p>
-    <w:p>
-      <w:pPr>
-        <w:pStyle w:val="NormalWeb"/>
-        <w:numPr>
-          <w:ilvl w:val="0"/>
-          <w:numId w:val="1"/>
-        </w:numPr>
-      </w:pPr>
-      <w:r>
-        <w:t>null → represents no object or empty reference</w:t>
-      </w:r>
-    </w:p>
-    <w:p>
-      <w:pPr>
-        <w:pStyle w:val="NormalWeb"/>
-        <w:numPr>
-          <w:ilvl w:val="0"/>
-          <w:numId w:val="1"/>
-        </w:numPr>
-      </w:pPr>
-      <w:r>
-        <w:t>true → boolean value for logical true</w:t>
-      </w:r>
-    </w:p>
-    <w:p>
-      <w:pPr>
-        <w:pStyle w:val="NormalWeb"/>
-        <w:numPr>
-          <w:ilvl w:val="0"/>
-          <w:numId w:val="1"/>
-        </w:numPr>
-      </w:pPr>
-      <w:r>
-        <w:t>false → boolean value for logical false</w:t>
-      </w:r>
-    </w:p>
-    <w:p>
-      <w:pPr>
-        <w:pStyle w:val="NormalWeb"/>
-        <w:numPr>
-          <w:ilvl w:val="0"/>
-          <w:numId w:val="1"/>
-        </w:numPr>
-      </w:pPr>
-      <w:r>
-        <w:t>enum → defines a fixed set of constants</w:t>
-      </w:r>
-    </w:p>
-    <w:p>
-      <w:pPr>
-        <w:pStyle w:val="NormalWeb"/>
-        <w:numPr>
-          <w:ilvl w:val="0"/>
-          <w:numId w:val="1"/>
-        </w:numPr>
-      </w:pPr>
-      <w:r>
-        <w:t>instanceof → checks if object belongs to a type</w:t>
-      </w:r>
-    </w:p>
-    <w:p>
-      <w:pPr>
-        <w:pStyle w:val="NormalWeb"/>
-        <w:numPr>
-          <w:ilvl w:val="0"/>
-          <w:numId w:val="1"/>
-        </w:numPr>
-      </w:pPr>
-      <w:r>
-        <w:t>native → method implemented in non-Java code</w:t>
-      </w:r>
-    </w:p>
-    <w:p>
-      <w:pPr>
-        <w:pStyle w:val="NormalWeb"/>
-        <w:numPr>
-          <w:ilvl w:val="0"/>
-          <w:numId w:val="1"/>
-        </w:numPr>
-      </w:pPr>
-      <w:r>
-        <w:t>strictfp → controls floating-point precision rules</w:t>
-      </w:r>
-    </w:p>
-    <w:p>
-      <w:pPr>
-        <w:pStyle w:val="NormalWeb"/>
-        <w:numPr>
-          <w:ilvl w:val="0"/>
-          <w:numId w:val="1"/>
-        </w:numPr>
-      </w:pPr>
-      <w:r>
-        <w:t>synchronized → controls thread access to resources</w:t>
-      </w:r>
-    </w:p>
-    <w:p>
-      <w:pPr>
-        <w:pStyle w:val="NormalWeb"/>
-        <w:numPr>
-          <w:ilvl w:val="0"/>
-          <w:numId w:val="1"/>
-        </w:numPr>
-      </w:pPr>
-      <w:r>
-        <w:t>volatile → ensures variable visibility across threads</w:t>
-      </w:r>
-    </w:p>
-    <w:p>
-      <w:pPr>
-        <w:pStyle w:val="NormalWeb"/>
-        <w:numPr>
-          <w:ilvl w:val="0"/>
-          <w:numId w:val="1"/>
-        </w:numPr>
-      </w:pPr>
-      <w:r>
-        <w:t>assert → used for debugging assumptions</w:t>
-      </w:r>
-    </w:p>
-    <w:p>
-      <w:pPr>
-        <w:pStyle w:val="NormalWeb"/>
-        <w:numPr>
-          <w:ilvl w:val="0"/>
-          <w:numId w:val="1"/>
-        </w:numPr>
-      </w:pPr>
-      <w:r>
+        <w:rPr>
+          <w:rFonts w:ascii="Bahnschrift SemiLight SemiConde" w:hAnsi="Bahnschrift SemiLight SemiConde"/>
+        </w:rPr>
+      </w:pPr>
+      <w:r>
+        <w:rPr>
+          <w:rFonts w:ascii="Bahnschrift SemiLight SemiConde" w:hAnsi="Bahnschrift SemiLight SemiConde"/>
+        </w:rPr>
+        <w:t xml:space="preserve">class </w:t>
+      </w:r>
+      <w:r>
+        <w:rPr>
+          <w:rFonts w:ascii="Arial" w:hAnsi="Arial" w:cs="Arial"/>
+        </w:rPr>
+        <w:t>→</w:t>
+      </w:r>
+      <w:r>
+        <w:rPr>
+          <w:rFonts w:ascii="Bahnschrift SemiLight SemiConde" w:hAnsi="Bahnschrift SemiLight SemiConde"/>
+        </w:rPr>
+        <w:t xml:space="preserve"> defines a blueprint for objects in Java</w:t>
+      </w:r>
+    </w:p>
+    <w:p>
+      <w:pPr>
+        <w:pStyle w:val="NormalWeb"/>
+        <w:numPr>
+          <w:ilvl w:val="0"/>
+          <w:numId w:val="1"/>
+        </w:numPr>
+        <w:rPr>
+          <w:rFonts w:ascii="Bahnschrift SemiLight SemiConde" w:hAnsi="Bahnschrift SemiLight SemiConde"/>
+        </w:rPr>
+      </w:pPr>
+      <w:r>
+        <w:rPr>
+          <w:rFonts w:ascii="Bahnschrift SemiLight SemiConde" w:hAnsi="Bahnschrift SemiLight SemiConde"/>
+        </w:rPr>
+        <w:t xml:space="preserve">public </w:t>
+      </w:r>
+      <w:r>
+        <w:rPr>
+          <w:rFonts w:ascii="Arial" w:hAnsi="Arial" w:cs="Arial"/>
+        </w:rPr>
+        <w:t>→</w:t>
+      </w:r>
+      <w:r>
+        <w:rPr>
+          <w:rFonts w:ascii="Bahnschrift SemiLight SemiConde" w:hAnsi="Bahnschrift SemiLight SemiConde"/>
+        </w:rPr>
+        <w:t xml:space="preserve"> makes a class/method accessible from anywhere</w:t>
+      </w:r>
+    </w:p>
+    <w:p>
+      <w:pPr>
+        <w:pStyle w:val="NormalWeb"/>
+        <w:numPr>
+          <w:ilvl w:val="0"/>
+          <w:numId w:val="1"/>
+        </w:numPr>
+        <w:rPr>
+          <w:rFonts w:ascii="Bahnschrift SemiLight SemiConde" w:hAnsi="Bahnschrift SemiLight SemiConde"/>
+        </w:rPr>
+      </w:pPr>
+      <w:r>
+        <w:rPr>
+          <w:rFonts w:ascii="Bahnschrift SemiLight SemiConde" w:hAnsi="Bahnschrift SemiLight SemiConde"/>
+        </w:rPr>
+        <w:t xml:space="preserve">private </w:t>
+      </w:r>
+      <w:r>
+        <w:rPr>
+          <w:rFonts w:ascii="Arial" w:hAnsi="Arial" w:cs="Arial"/>
+        </w:rPr>
+        <w:t>→</w:t>
+      </w:r>
+      <w:r>
+        <w:rPr>
+          <w:rFonts w:ascii="Bahnschrift SemiLight SemiConde" w:hAnsi="Bahnschrift SemiLight SemiConde"/>
+        </w:rPr>
+        <w:t xml:space="preserve"> restricts access to inside the same class only</w:t>
+      </w:r>
+    </w:p>
+    <w:p>
+      <w:pPr>
+        <w:pStyle w:val="NormalWeb"/>
+        <w:numPr>
+          <w:ilvl w:val="0"/>
+          <w:numId w:val="1"/>
+        </w:numPr>
+        <w:rPr>
+          <w:rFonts w:ascii="Bahnschrift SemiLight SemiConde" w:hAnsi="Bahnschrift SemiLight SemiConde"/>
+        </w:rPr>
+      </w:pPr>
+      <w:r>
+        <w:rPr>
+          <w:rFonts w:ascii="Bahnschrift SemiLight SemiConde" w:hAnsi="Bahnschrift SemiLight SemiConde"/>
+        </w:rPr>
+        <w:t xml:space="preserve">protected </w:t>
+      </w:r>
+      <w:r>
+        <w:rPr>
+          <w:rFonts w:ascii="Arial" w:hAnsi="Arial" w:cs="Arial"/>
+        </w:rPr>
+        <w:t>→</w:t>
+      </w:r>
+      <w:r>
+        <w:rPr>
+          <w:rFonts w:ascii="Bahnschrift SemiLight SemiConde" w:hAnsi="Bahnschrift SemiLight SemiConde"/>
+        </w:rPr>
+        <w:t xml:space="preserve"> allows access within package and subclasses</w:t>
+      </w:r>
+    </w:p>
+    <w:p>
+      <w:pPr>
+        <w:pStyle w:val="NormalWeb"/>
+        <w:numPr>
+          <w:ilvl w:val="0"/>
+          <w:numId w:val="1"/>
+        </w:numPr>
+        <w:rPr>
+          <w:rFonts w:ascii="Bahnschrift SemiLight SemiConde" w:hAnsi="Bahnschrift SemiLight SemiConde"/>
+        </w:rPr>
+      </w:pPr>
+      <w:r>
+        <w:rPr>
+          <w:rFonts w:ascii="Bahnschrift SemiLight SemiConde" w:hAnsi="Bahnschrift SemiLight SemiConde"/>
+        </w:rPr>
+        <w:t xml:space="preserve">static </w:t>
+      </w:r>
+      <w:r>
+        <w:rPr>
+          <w:rFonts w:ascii="Arial" w:hAnsi="Arial" w:cs="Arial"/>
+        </w:rPr>
+        <w:t>→</w:t>
+      </w:r>
+      <w:r>
+        <w:rPr>
+          <w:rFonts w:ascii="Bahnschrift SemiLight SemiConde" w:hAnsi="Bahnschrift SemiLight SemiConde"/>
+        </w:rPr>
+        <w:t xml:space="preserve"> belongs to the class instead of an object</w:t>
+      </w:r>
+    </w:p>
+    <w:p>
+      <w:pPr>
+        <w:pStyle w:val="NormalWeb"/>
+        <w:numPr>
+          <w:ilvl w:val="0"/>
+          <w:numId w:val="1"/>
+        </w:numPr>
+        <w:rPr>
+          <w:rFonts w:ascii="Bahnschrift SemiLight SemiConde" w:hAnsi="Bahnschrift SemiLight SemiConde"/>
+        </w:rPr>
+      </w:pPr>
+      <w:r>
+        <w:rPr>
+          <w:rFonts w:ascii="Bahnschrift SemiLight SemiConde" w:hAnsi="Bahnschrift SemiLight SemiConde"/>
+        </w:rPr>
+        <w:t xml:space="preserve">void </w:t>
+      </w:r>
+      <w:r>
+        <w:rPr>
+          <w:rFonts w:ascii="Arial" w:hAnsi="Arial" w:cs="Arial"/>
+        </w:rPr>
+        <w:t>→</w:t>
+      </w:r>
+      <w:r>
+        <w:rPr>
+          <w:rFonts w:ascii="Bahnschrift SemiLight SemiConde" w:hAnsi="Bahnschrift SemiLight SemiConde"/>
+        </w:rPr>
+        <w:t xml:space="preserve"> method returns no value</w:t>
+      </w:r>
+    </w:p>
+    <w:p>
+      <w:pPr>
+        <w:pStyle w:val="NormalWeb"/>
+        <w:numPr>
+          <w:ilvl w:val="0"/>
+          <w:numId w:val="1"/>
+        </w:numPr>
+        <w:rPr>
+          <w:rFonts w:ascii="Bahnschrift SemiLight SemiConde" w:hAnsi="Bahnschrift SemiLight SemiConde"/>
+        </w:rPr>
+      </w:pPr>
+      <w:r>
+        <w:rPr>
+          <w:rFonts w:ascii="Bahnschrift SemiLight SemiConde" w:hAnsi="Bahnschrift SemiLight SemiConde"/>
+        </w:rPr>
+        <w:t xml:space="preserve">int </w:t>
+      </w:r>
+      <w:r>
+        <w:rPr>
+          <w:rFonts w:ascii="Arial" w:hAnsi="Arial" w:cs="Arial"/>
+        </w:rPr>
+        <w:t>→</w:t>
+      </w:r>
+      <w:r>
+        <w:rPr>
+          <w:rFonts w:ascii="Bahnschrift SemiLight SemiConde" w:hAnsi="Bahnschrift SemiLight SemiConde"/>
+        </w:rPr>
+        <w:t xml:space="preserve"> stores whole numbers</w:t>
+      </w:r>
+    </w:p>
+    <w:p>
+      <w:pPr>
+        <w:pStyle w:val="NormalWeb"/>
+        <w:numPr>
+          <w:ilvl w:val="0"/>
+          <w:numId w:val="1"/>
+        </w:numPr>
+        <w:rPr>
+          <w:rFonts w:ascii="Bahnschrift SemiLight SemiConde" w:hAnsi="Bahnschrift SemiLight SemiConde"/>
+        </w:rPr>
+      </w:pPr>
+      <w:r>
+        <w:rPr>
+          <w:rFonts w:ascii="Bahnschrift SemiLight SemiConde" w:hAnsi="Bahnschrift SemiLight SemiConde"/>
+        </w:rPr>
+        <w:t xml:space="preserve">double </w:t>
+      </w:r>
+      <w:r>
+        <w:rPr>
+          <w:rFonts w:ascii="Arial" w:hAnsi="Arial" w:cs="Arial"/>
+        </w:rPr>
+        <w:t>→</w:t>
+      </w:r>
+      <w:r>
+        <w:rPr>
+          <w:rFonts w:ascii="Bahnschrift SemiLight SemiConde" w:hAnsi="Bahnschrift SemiLight SemiConde"/>
+        </w:rPr>
+        <w:t xml:space="preserve"> stores decimal numbers (more precision)</w:t>
+      </w:r>
+    </w:p>
+    <w:p>
+      <w:pPr>
+        <w:pStyle w:val="NormalWeb"/>
+        <w:numPr>
+          <w:ilvl w:val="0"/>
+          <w:numId w:val="1"/>
+        </w:numPr>
+        <w:rPr>
+          <w:rFonts w:ascii="Bahnschrift SemiLight SemiConde" w:hAnsi="Bahnschrift SemiLight SemiConde"/>
+        </w:rPr>
+      </w:pPr>
+      <w:r>
+        <w:rPr>
+          <w:rFonts w:ascii="Bahnschrift SemiLight SemiConde" w:hAnsi="Bahnschrift SemiLight SemiConde"/>
+        </w:rPr>
+        <w:t xml:space="preserve">float </w:t>
+      </w:r>
+      <w:r>
+        <w:rPr>
+          <w:rFonts w:ascii="Arial" w:hAnsi="Arial" w:cs="Arial"/>
+        </w:rPr>
+        <w:t>→</w:t>
+      </w:r>
+      <w:r>
+        <w:rPr>
+          <w:rFonts w:ascii="Bahnschrift SemiLight SemiConde" w:hAnsi="Bahnschrift SemiLight SemiConde"/>
+        </w:rPr>
+        <w:t xml:space="preserve"> stores decimal numbers (less precision than double)</w:t>
+      </w:r>
+    </w:p>
+    <w:p>
+      <w:pPr>
+        <w:pStyle w:val="NormalWeb"/>
+        <w:numPr>
+          <w:ilvl w:val="0"/>
+          <w:numId w:val="1"/>
+        </w:numPr>
+        <w:rPr>
+          <w:rFonts w:ascii="Bahnschrift SemiLight SemiConde" w:hAnsi="Bahnschrift SemiLight SemiConde"/>
+        </w:rPr>
+      </w:pPr>
+      <w:r>
+        <w:rPr>
+          <w:rFonts w:ascii="Bahnschrift SemiLight SemiConde" w:hAnsi="Bahnschrift SemiLight SemiConde"/>
+        </w:rPr>
+        <w:t xml:space="preserve">char </w:t>
+      </w:r>
+      <w:r>
+        <w:rPr>
+          <w:rFonts w:ascii="Arial" w:hAnsi="Arial" w:cs="Arial"/>
+        </w:rPr>
+        <w:t>→</w:t>
+      </w:r>
+      <w:r>
+        <w:rPr>
+          <w:rFonts w:ascii="Bahnschrift SemiLight SemiConde" w:hAnsi="Bahnschrift SemiLight SemiConde"/>
+        </w:rPr>
+        <w:t xml:space="preserve"> stores a single character</w:t>
+      </w:r>
+    </w:p>
+    <w:p>
+      <w:pPr>
+        <w:pStyle w:val="NormalWeb"/>
+        <w:numPr>
+          <w:ilvl w:val="0"/>
+          <w:numId w:val="1"/>
+        </w:numPr>
+        <w:rPr>
+          <w:rFonts w:ascii="Bahnschrift SemiLight SemiConde" w:hAnsi="Bahnschrift SemiLight SemiConde"/>
+        </w:rPr>
+      </w:pPr>
+      <w:r>
+        <w:rPr>
+          <w:rFonts w:ascii="Bahnschrift SemiLight SemiConde" w:hAnsi="Bahnschrift SemiLight SemiConde"/>
+        </w:rPr>
+        <w:t xml:space="preserve">boolean </w:t>
+      </w:r>
+      <w:r>
+        <w:rPr>
+          <w:rFonts w:ascii="Arial" w:hAnsi="Arial" w:cs="Arial"/>
+        </w:rPr>
+        <w:t>→</w:t>
+      </w:r>
+      <w:r>
+        <w:rPr>
+          <w:rFonts w:ascii="Bahnschrift SemiLight SemiConde" w:hAnsi="Bahnschrift SemiLight SemiConde"/>
+        </w:rPr>
+        <w:t xml:space="preserve"> stores true or false values</w:t>
+      </w:r>
+    </w:p>
+    <w:p>
+      <w:pPr>
+        <w:pStyle w:val="NormalWeb"/>
+        <w:numPr>
+          <w:ilvl w:val="0"/>
+          <w:numId w:val="1"/>
+        </w:numPr>
+        <w:rPr>
+          <w:rFonts w:ascii="Bahnschrift SemiLight SemiConde" w:hAnsi="Bahnschrift SemiLight SemiConde"/>
+        </w:rPr>
+      </w:pPr>
+      <w:r>
+        <w:rPr>
+          <w:rFonts w:ascii="Bahnschrift SemiLight SemiConde" w:hAnsi="Bahnschrift SemiLight SemiConde"/>
+        </w:rPr>
+        <w:t xml:space="preserve">long </w:t>
+      </w:r>
+      <w:r>
+        <w:rPr>
+          <w:rFonts w:ascii="Arial" w:hAnsi="Arial" w:cs="Arial"/>
+        </w:rPr>
+        <w:t>→</w:t>
+      </w:r>
+      <w:r>
+        <w:rPr>
+          <w:rFonts w:ascii="Bahnschrift SemiLight SemiConde" w:hAnsi="Bahnschrift SemiLight SemiConde"/>
+        </w:rPr>
+        <w:t xml:space="preserve"> stores large whole numbers</w:t>
+      </w:r>
+    </w:p>
+    <w:p>
+      <w:pPr>
+        <w:pStyle w:val="NormalWeb"/>
+        <w:numPr>
+          <w:ilvl w:val="0"/>
+          <w:numId w:val="1"/>
+        </w:numPr>
+        <w:rPr>
+          <w:rFonts w:ascii="Bahnschrift SemiLight SemiConde" w:hAnsi="Bahnschrift SemiLight SemiConde"/>
+        </w:rPr>
+      </w:pPr>
+      <w:r>
+        <w:rPr>
+          <w:rFonts w:ascii="Bahnschrift SemiLight SemiConde" w:hAnsi="Bahnschrift SemiLight SemiConde"/>
+        </w:rPr>
+        <w:t xml:space="preserve">short </w:t>
+      </w:r>
+      <w:r>
+        <w:rPr>
+          <w:rFonts w:ascii="Arial" w:hAnsi="Arial" w:cs="Arial"/>
+        </w:rPr>
+        <w:t>→</w:t>
+      </w:r>
+      <w:r>
+        <w:rPr>
+          <w:rFonts w:ascii="Bahnschrift SemiLight SemiConde" w:hAnsi="Bahnschrift SemiLight SemiConde"/>
+        </w:rPr>
+        <w:t xml:space="preserve"> stores small whole numbers</w:t>
+      </w:r>
+    </w:p>
+    <w:p>
+      <w:pPr>
+        <w:pStyle w:val="NormalWeb"/>
+        <w:numPr>
+          <w:ilvl w:val="0"/>
+          <w:numId w:val="1"/>
+        </w:numPr>
+        <w:rPr>
+          <w:rFonts w:ascii="Bahnschrift SemiLight SemiConde" w:hAnsi="Bahnschrift SemiLight SemiConde"/>
+        </w:rPr>
+      </w:pPr>
+      <w:r>
+        <w:rPr>
+          <w:rFonts w:ascii="Bahnschrift SemiLight SemiConde" w:hAnsi="Bahnschrift SemiLight SemiConde"/>
+        </w:rPr>
+        <w:t xml:space="preserve">byte </w:t>
+      </w:r>
+      <w:r>
+        <w:rPr>
+          <w:rFonts w:ascii="Arial" w:hAnsi="Arial" w:cs="Arial"/>
+        </w:rPr>
+        <w:t>→</w:t>
+      </w:r>
+      <w:r>
+        <w:rPr>
+          <w:rFonts w:ascii="Bahnschrift SemiLight SemiConde" w:hAnsi="Bahnschrift SemiLight SemiConde"/>
+        </w:rPr>
+        <w:t xml:space="preserve"> stores very small numbers</w:t>
+      </w:r>
+    </w:p>
+    <w:p>
+      <w:pPr>
+        <w:pStyle w:val="NormalWeb"/>
+        <w:numPr>
+          <w:ilvl w:val="0"/>
+          <w:numId w:val="1"/>
+        </w:numPr>
+        <w:rPr>
+          <w:rFonts w:ascii="Bahnschrift SemiLight SemiConde" w:hAnsi="Bahnschrift SemiLight SemiConde"/>
+        </w:rPr>
+      </w:pPr>
+      <w:r>
+        <w:rPr>
+          <w:rFonts w:ascii="Bahnschrift SemiLight SemiConde" w:hAnsi="Bahnschrift SemiLight SemiConde"/>
+        </w:rPr>
+        <w:t xml:space="preserve">if </w:t>
+      </w:r>
+      <w:r>
+        <w:rPr>
+          <w:rFonts w:ascii="Arial" w:hAnsi="Arial" w:cs="Arial"/>
+        </w:rPr>
+        <w:t>→</w:t>
+      </w:r>
+      <w:r>
+        <w:rPr>
+          <w:rFonts w:ascii="Bahnschrift SemiLight SemiConde" w:hAnsi="Bahnschrift SemiLight SemiConde"/>
+        </w:rPr>
+        <w:t xml:space="preserve"> runs code only if a condition is true</w:t>
+      </w:r>
+    </w:p>
+    <w:p>
+      <w:pPr>
+        <w:pStyle w:val="NormalWeb"/>
+        <w:numPr>
+          <w:ilvl w:val="0"/>
+          <w:numId w:val="1"/>
+        </w:numPr>
+        <w:rPr>
+          <w:rFonts w:ascii="Bahnschrift SemiLight SemiConde" w:hAnsi="Bahnschrift SemiLight SemiConde"/>
+        </w:rPr>
+      </w:pPr>
+      <w:r>
+        <w:rPr>
+          <w:rFonts w:ascii="Bahnschrift SemiLight SemiConde" w:hAnsi="Bahnschrift SemiLight SemiConde"/>
+        </w:rPr>
+        <w:t xml:space="preserve">else </w:t>
+      </w:r>
+      <w:r>
+        <w:rPr>
+          <w:rFonts w:ascii="Arial" w:hAnsi="Arial" w:cs="Arial"/>
+        </w:rPr>
+        <w:t>→</w:t>
+      </w:r>
+      <w:r>
+        <w:rPr>
+          <w:rFonts w:ascii="Bahnschrift SemiLight SemiConde" w:hAnsi="Bahnschrift SemiLight SemiConde"/>
+        </w:rPr>
+        <w:t xml:space="preserve"> runs code if the if condition is false</w:t>
+      </w:r>
+    </w:p>
+    <w:p>
+      <w:pPr>
+        <w:pStyle w:val="NormalWeb"/>
+        <w:numPr>
+          <w:ilvl w:val="0"/>
+          <w:numId w:val="1"/>
+        </w:numPr>
+        <w:rPr>
+          <w:rFonts w:ascii="Bahnschrift SemiLight SemiConde" w:hAnsi="Bahnschrift SemiLight SemiConde"/>
+        </w:rPr>
+      </w:pPr>
+      <w:r>
+        <w:rPr>
+          <w:rFonts w:ascii="Bahnschrift SemiLight SemiConde" w:hAnsi="Bahnschrift SemiLight SemiConde"/>
+        </w:rPr>
+        <w:t xml:space="preserve">switch </w:t>
+      </w:r>
+      <w:r>
+        <w:rPr>
+          <w:rFonts w:ascii="Arial" w:hAnsi="Arial" w:cs="Arial"/>
+        </w:rPr>
+        <w:t>→</w:t>
+      </w:r>
+      <w:r>
+        <w:rPr>
+          <w:rFonts w:ascii="Bahnschrift SemiLight SemiConde" w:hAnsi="Bahnschrift SemiLight SemiConde"/>
+        </w:rPr>
+        <w:t xml:space="preserve"> selects between multiple options</w:t>
+      </w:r>
+    </w:p>
+    <w:p>
+      <w:pPr>
+        <w:pStyle w:val="NormalWeb"/>
+        <w:numPr>
+          <w:ilvl w:val="0"/>
+          <w:numId w:val="1"/>
+        </w:numPr>
+        <w:rPr>
+          <w:rFonts w:ascii="Bahnschrift SemiLight SemiConde" w:hAnsi="Bahnschrift SemiLight SemiConde"/>
+        </w:rPr>
+      </w:pPr>
+      <w:r>
+        <w:rPr>
+          <w:rFonts w:ascii="Bahnschrift SemiLight SemiConde" w:hAnsi="Bahnschrift SemiLight SemiConde"/>
+        </w:rPr>
+        <w:t xml:space="preserve">case </w:t>
+      </w:r>
+      <w:r>
+        <w:rPr>
+          <w:rFonts w:ascii="Arial" w:hAnsi="Arial" w:cs="Arial"/>
+        </w:rPr>
+        <w:t>→</w:t>
+      </w:r>
+      <w:r>
+        <w:rPr>
+          <w:rFonts w:ascii="Bahnschrift SemiLight SemiConde" w:hAnsi="Bahnschrift SemiLight SemiConde"/>
+        </w:rPr>
+        <w:t xml:space="preserve"> a specific option inside switch</w:t>
+      </w:r>
+    </w:p>
+    <w:p>
+      <w:pPr>
+        <w:pStyle w:val="NormalWeb"/>
+        <w:numPr>
+          <w:ilvl w:val="0"/>
+          <w:numId w:val="1"/>
+        </w:numPr>
+        <w:rPr>
+          <w:rFonts w:ascii="Bahnschrift SemiLight SemiConde" w:hAnsi="Bahnschrift SemiLight SemiConde"/>
+        </w:rPr>
+      </w:pPr>
+      <w:r>
+        <w:rPr>
+          <w:rFonts w:ascii="Bahnschrift SemiLight SemiConde" w:hAnsi="Bahnschrift SemiLight SemiConde"/>
+        </w:rPr>
+        <w:t xml:space="preserve">default </w:t>
+      </w:r>
+      <w:r>
+        <w:rPr>
+          <w:rFonts w:ascii="Arial" w:hAnsi="Arial" w:cs="Arial"/>
+        </w:rPr>
+        <w:t>→</w:t>
+      </w:r>
+      <w:r>
+        <w:rPr>
+          <w:rFonts w:ascii="Bahnschrift SemiLight SemiConde" w:hAnsi="Bahnschrift SemiLight SemiConde"/>
+        </w:rPr>
+        <w:t xml:space="preserve"> fallback option in switch</w:t>
+      </w:r>
+    </w:p>
+    <w:p>
+      <w:pPr>
+        <w:pStyle w:val="NormalWeb"/>
+        <w:numPr>
+          <w:ilvl w:val="0"/>
+          <w:numId w:val="1"/>
+        </w:numPr>
+        <w:rPr>
+          <w:rFonts w:ascii="Bahnschrift SemiLight SemiConde" w:hAnsi="Bahnschrift SemiLight SemiConde"/>
+        </w:rPr>
+      </w:pPr>
+      <w:r>
+        <w:rPr>
+          <w:rFonts w:ascii="Bahnschrift SemiLight SemiConde" w:hAnsi="Bahnschrift SemiLight SemiConde"/>
+        </w:rPr>
+        <w:t xml:space="preserve">for </w:t>
+      </w:r>
+      <w:r>
+        <w:rPr>
+          <w:rFonts w:ascii="Arial" w:hAnsi="Arial" w:cs="Arial"/>
+        </w:rPr>
+        <w:t>→</w:t>
+      </w:r>
+      <w:r>
+        <w:rPr>
+          <w:rFonts w:ascii="Bahnschrift SemiLight SemiConde" w:hAnsi="Bahnschrift SemiLight SemiConde"/>
+        </w:rPr>
+        <w:t xml:space="preserve"> loop with initialization, condition, and update</w:t>
+      </w:r>
+    </w:p>
+    <w:p>
+      <w:pPr>
+        <w:pStyle w:val="NormalWeb"/>
+        <w:numPr>
+          <w:ilvl w:val="0"/>
+          <w:numId w:val="1"/>
+        </w:numPr>
+        <w:rPr>
+          <w:rFonts w:ascii="Bahnschrift SemiLight SemiConde" w:hAnsi="Bahnschrift SemiLight SemiConde"/>
+        </w:rPr>
+      </w:pPr>
+      <w:r>
+        <w:rPr>
+          <w:rFonts w:ascii="Bahnschrift SemiLight SemiConde" w:hAnsi="Bahnschrift SemiLight SemiConde"/>
+        </w:rPr>
+        <w:t xml:space="preserve">while </w:t>
+      </w:r>
+      <w:r>
+        <w:rPr>
+          <w:rFonts w:ascii="Arial" w:hAnsi="Arial" w:cs="Arial"/>
+        </w:rPr>
+        <w:t>→</w:t>
+      </w:r>
+      <w:r>
+        <w:rPr>
+          <w:rFonts w:ascii="Bahnschrift SemiLight SemiConde" w:hAnsi="Bahnschrift SemiLight SemiConde"/>
+        </w:rPr>
+        <w:t xml:space="preserve"> loop that runs while condition is true</w:t>
+      </w:r>
+    </w:p>
+    <w:p>
+      <w:pPr>
+        <w:pStyle w:val="NormalWeb"/>
+        <w:numPr>
+          <w:ilvl w:val="0"/>
+          <w:numId w:val="1"/>
+        </w:numPr>
+        <w:rPr>
+          <w:rFonts w:ascii="Bahnschrift SemiLight SemiConde" w:hAnsi="Bahnschrift SemiLight SemiConde"/>
+        </w:rPr>
+      </w:pPr>
+      <w:r>
+        <w:rPr>
+          <w:rFonts w:ascii="Bahnschrift SemiLight SemiConde" w:hAnsi="Bahnschrift SemiLight SemiConde"/>
+        </w:rPr>
+        <w:t xml:space="preserve">do </w:t>
+      </w:r>
+      <w:r>
+        <w:rPr>
+          <w:rFonts w:ascii="Arial" w:hAnsi="Arial" w:cs="Arial"/>
+        </w:rPr>
+        <w:t>→</w:t>
+      </w:r>
+      <w:r>
+        <w:rPr>
+          <w:rFonts w:ascii="Bahnschrift SemiLight SemiConde" w:hAnsi="Bahnschrift SemiLight SemiConde"/>
+        </w:rPr>
+        <w:t xml:space="preserve"> loop that runs at least once before checking condition</w:t>
+      </w:r>
+    </w:p>
+    <w:p>
+      <w:pPr>
+        <w:pStyle w:val="NormalWeb"/>
+        <w:numPr>
+          <w:ilvl w:val="0"/>
+          <w:numId w:val="1"/>
+        </w:numPr>
+        <w:rPr>
+          <w:rFonts w:ascii="Bahnschrift SemiLight SemiConde" w:hAnsi="Bahnschrift SemiLight SemiConde"/>
+        </w:rPr>
+      </w:pPr>
+      <w:r>
+        <w:rPr>
+          <w:rFonts w:ascii="Bahnschrift SemiLight SemiConde" w:hAnsi="Bahnschrift SemiLight SemiConde"/>
+        </w:rPr>
+        <w:t xml:space="preserve">break </w:t>
+      </w:r>
+      <w:r>
+        <w:rPr>
+          <w:rFonts w:ascii="Arial" w:hAnsi="Arial" w:cs="Arial"/>
+        </w:rPr>
+        <w:t>→</w:t>
+      </w:r>
+      <w:r>
+        <w:rPr>
+          <w:rFonts w:ascii="Bahnschrift SemiLight SemiConde" w:hAnsi="Bahnschrift SemiLight SemiConde"/>
+        </w:rPr>
+        <w:t xml:space="preserve"> exits a loop or switch early</w:t>
+      </w:r>
+    </w:p>
+    <w:p>
+      <w:pPr>
+        <w:pStyle w:val="NormalWeb"/>
+        <w:numPr>
+          <w:ilvl w:val="0"/>
+          <w:numId w:val="1"/>
+        </w:numPr>
+        <w:rPr>
+          <w:rFonts w:ascii="Bahnschrift SemiLight SemiConde" w:hAnsi="Bahnschrift SemiLight SemiConde"/>
+        </w:rPr>
+      </w:pPr>
+      <w:r>
+        <w:rPr>
+          <w:rFonts w:ascii="Bahnschrift SemiLight SemiConde" w:hAnsi="Bahnschrift SemiLight SemiConde"/>
+        </w:rPr>
+        <w:t xml:space="preserve">continue </w:t>
+      </w:r>
+      <w:r>
+        <w:rPr>
+          <w:rFonts w:ascii="Arial" w:hAnsi="Arial" w:cs="Arial"/>
+        </w:rPr>
+        <w:t>→</w:t>
+      </w:r>
+      <w:r>
+        <w:rPr>
+          <w:rFonts w:ascii="Bahnschrift SemiLight SemiConde" w:hAnsi="Bahnschrift SemiLight SemiConde"/>
+        </w:rPr>
+        <w:t xml:space="preserve"> skips current loop iteration</w:t>
+      </w:r>
+    </w:p>
+    <w:p>
+      <w:pPr>
+        <w:pStyle w:val="NormalWeb"/>
+        <w:numPr>
+          <w:ilvl w:val="0"/>
+          <w:numId w:val="1"/>
+        </w:numPr>
+        <w:rPr>
+          <w:rFonts w:ascii="Bahnschrift SemiLight SemiConde" w:hAnsi="Bahnschrift SemiLight SemiConde"/>
+        </w:rPr>
+      </w:pPr>
+      <w:r>
+        <w:rPr>
+          <w:rFonts w:ascii="Bahnschrift SemiLight SemiConde" w:hAnsi="Bahnschrift SemiLight SemiConde"/>
+        </w:rPr>
+        <w:t xml:space="preserve">new </w:t>
+      </w:r>
+      <w:r>
+        <w:rPr>
+          <w:rFonts w:ascii="Arial" w:hAnsi="Arial" w:cs="Arial"/>
+        </w:rPr>
+        <w:t>→</w:t>
+      </w:r>
+      <w:r>
+        <w:rPr>
+          <w:rFonts w:ascii="Bahnschrift SemiLight SemiConde" w:hAnsi="Bahnschrift SemiLight SemiConde"/>
+        </w:rPr>
+        <w:t xml:space="preserve"> creates a new object</w:t>
+      </w:r>
+    </w:p>
+    <w:p>
+      <w:pPr>
+        <w:pStyle w:val="NormalWeb"/>
+        <w:numPr>
+          <w:ilvl w:val="0"/>
+          <w:numId w:val="1"/>
+        </w:numPr>
+        <w:rPr>
+          <w:rFonts w:ascii="Bahnschrift SemiLight SemiConde" w:hAnsi="Bahnschrift SemiLight SemiConde"/>
+        </w:rPr>
+      </w:pPr>
+      <w:r>
+        <w:rPr>
+          <w:rFonts w:ascii="Bahnschrift SemiLight SemiConde" w:hAnsi="Bahnschrift SemiLight SemiConde"/>
+        </w:rPr>
+        <w:t xml:space="preserve">this </w:t>
+      </w:r>
+      <w:r>
+        <w:rPr>
+          <w:rFonts w:ascii="Arial" w:hAnsi="Arial" w:cs="Arial"/>
+        </w:rPr>
+        <w:t>→</w:t>
+      </w:r>
+      <w:r>
+        <w:rPr>
+          <w:rFonts w:ascii="Bahnschrift SemiLight SemiConde" w:hAnsi="Bahnschrift SemiLight SemiConde"/>
+        </w:rPr>
+        <w:t xml:space="preserve"> refers to current object</w:t>
+      </w:r>
+    </w:p>
+    <w:p>
+      <w:pPr>
+        <w:pStyle w:val="NormalWeb"/>
+        <w:numPr>
+          <w:ilvl w:val="0"/>
+          <w:numId w:val="1"/>
+        </w:numPr>
+        <w:rPr>
+          <w:rFonts w:ascii="Bahnschrift SemiLight SemiConde" w:hAnsi="Bahnschrift SemiLight SemiConde"/>
+        </w:rPr>
+      </w:pPr>
+      <w:r>
+        <w:rPr>
+          <w:rFonts w:ascii="Bahnschrift SemiLight SemiConde" w:hAnsi="Bahnschrift SemiLight SemiConde"/>
+        </w:rPr>
+        <w:t xml:space="preserve">super </w:t>
+      </w:r>
+      <w:r>
+        <w:rPr>
+          <w:rFonts w:ascii="Arial" w:hAnsi="Arial" w:cs="Arial"/>
+        </w:rPr>
+        <w:t>→</w:t>
+      </w:r>
+      <w:r>
+        <w:rPr>
+          <w:rFonts w:ascii="Bahnschrift SemiLight SemiConde" w:hAnsi="Bahnschrift SemiLight SemiConde"/>
+        </w:rPr>
+        <w:t xml:space="preserve"> refers to parent class</w:t>
+      </w:r>
+    </w:p>
+    <w:p>
+      <w:pPr>
+        <w:pStyle w:val="NormalWeb"/>
+        <w:numPr>
+          <w:ilvl w:val="0"/>
+          <w:numId w:val="1"/>
+        </w:numPr>
+        <w:rPr>
+          <w:rFonts w:ascii="Bahnschrift SemiLight SemiConde" w:hAnsi="Bahnschrift SemiLight SemiConde"/>
+        </w:rPr>
+      </w:pPr>
+      <w:r>
+        <w:rPr>
+          <w:rFonts w:ascii="Bahnschrift SemiLight SemiConde" w:hAnsi="Bahnschrift SemiLight SemiConde"/>
+        </w:rPr>
+        <w:t xml:space="preserve">extends </w:t>
+      </w:r>
+      <w:r>
+        <w:rPr>
+          <w:rFonts w:ascii="Arial" w:hAnsi="Arial" w:cs="Arial"/>
+        </w:rPr>
+        <w:t>→</w:t>
+      </w:r>
+      <w:r>
+        <w:rPr>
+          <w:rFonts w:ascii="Bahnschrift SemiLight SemiConde" w:hAnsi="Bahnschrift SemiLight SemiConde"/>
+        </w:rPr>
+        <w:t xml:space="preserve"> inherits from another class</w:t>
+      </w:r>
+    </w:p>
+    <w:p>
+      <w:pPr>
+        <w:pStyle w:val="NormalWeb"/>
+        <w:numPr>
+          <w:ilvl w:val="0"/>
+          <w:numId w:val="1"/>
+        </w:numPr>
+        <w:rPr>
+          <w:rFonts w:ascii="Bahnschrift SemiLight SemiConde" w:hAnsi="Bahnschrift SemiLight SemiConde"/>
+        </w:rPr>
+      </w:pPr>
+      <w:r>
+        <w:rPr>
+          <w:rFonts w:ascii="Bahnschrift SemiLight SemiConde" w:hAnsi="Bahnschrift SemiLight SemiConde"/>
+        </w:rPr>
+        <w:t xml:space="preserve">implements </w:t>
+      </w:r>
+      <w:r>
+        <w:rPr>
+          <w:rFonts w:ascii="Arial" w:hAnsi="Arial" w:cs="Arial"/>
+        </w:rPr>
+        <w:t>→</w:t>
+      </w:r>
+      <w:r>
+        <w:rPr>
+          <w:rFonts w:ascii="Bahnschrift SemiLight SemiConde" w:hAnsi="Bahnschrift SemiLight SemiConde"/>
+        </w:rPr>
+        <w:t xml:space="preserve"> uses an interface</w:t>
+      </w:r>
+    </w:p>
+    <w:p>
+      <w:pPr>
+        <w:pStyle w:val="NormalWeb"/>
+        <w:numPr>
+          <w:ilvl w:val="0"/>
+          <w:numId w:val="1"/>
+        </w:numPr>
+        <w:rPr>
+          <w:rFonts w:ascii="Bahnschrift SemiLight SemiConde" w:hAnsi="Bahnschrift SemiLight SemiConde"/>
+        </w:rPr>
+      </w:pPr>
+      <w:r>
+        <w:rPr>
+          <w:rFonts w:ascii="Bahnschrift SemiLight SemiConde" w:hAnsi="Bahnschrift SemiLight SemiConde"/>
+        </w:rPr>
+        <w:t xml:space="preserve">interface </w:t>
+      </w:r>
+      <w:r>
+        <w:rPr>
+          <w:rFonts w:ascii="Arial" w:hAnsi="Arial" w:cs="Arial"/>
+        </w:rPr>
+        <w:t>→</w:t>
+      </w:r>
+      <w:r>
+        <w:rPr>
+          <w:rFonts w:ascii="Bahnschrift SemiLight SemiConde" w:hAnsi="Bahnschrift SemiLight SemiConde"/>
+        </w:rPr>
+        <w:t xml:space="preserve"> defines a contract for classes</w:t>
+      </w:r>
+    </w:p>
+    <w:p>
+      <w:pPr>
+        <w:pStyle w:val="NormalWeb"/>
+        <w:numPr>
+          <w:ilvl w:val="0"/>
+          <w:numId w:val="1"/>
+        </w:numPr>
+        <w:rPr>
+          <w:rFonts w:ascii="Bahnschrift SemiLight SemiConde" w:hAnsi="Bahnschrift SemiLight SemiConde"/>
+        </w:rPr>
+      </w:pPr>
+      <w:r>
+        <w:rPr>
+          <w:rFonts w:ascii="Bahnschrift SemiLight SemiConde" w:hAnsi="Bahnschrift SemiLight SemiConde"/>
+        </w:rPr>
+        <w:t xml:space="preserve">abstract </w:t>
+      </w:r>
+      <w:r>
+        <w:rPr>
+          <w:rFonts w:ascii="Arial" w:hAnsi="Arial" w:cs="Arial"/>
+        </w:rPr>
+        <w:t>→</w:t>
+      </w:r>
+      <w:r>
+        <w:rPr>
+          <w:rFonts w:ascii="Bahnschrift SemiLight SemiConde" w:hAnsi="Bahnschrift SemiLight SemiConde"/>
+        </w:rPr>
+        <w:t xml:space="preserve"> defines incomplete classes or methods</w:t>
+      </w:r>
+    </w:p>
+    <w:p>
+      <w:pPr>
+        <w:pStyle w:val="NormalWeb"/>
+        <w:numPr>
+          <w:ilvl w:val="0"/>
+          <w:numId w:val="1"/>
+        </w:numPr>
+        <w:rPr>
+          <w:rFonts w:ascii="Bahnschrift SemiLight SemiConde" w:hAnsi="Bahnschrift SemiLight SemiConde"/>
+        </w:rPr>
+      </w:pPr>
+      <w:r>
+        <w:rPr>
+          <w:rFonts w:ascii="Bahnschrift SemiLight SemiConde" w:hAnsi="Bahnschrift SemiLight SemiConde"/>
+        </w:rPr>
+        <w:t xml:space="preserve">final </w:t>
+      </w:r>
+      <w:r>
+        <w:rPr>
+          <w:rFonts w:ascii="Arial" w:hAnsi="Arial" w:cs="Arial"/>
+        </w:rPr>
+        <w:t>→</w:t>
+      </w:r>
+      <w:r>
+        <w:rPr>
+          <w:rFonts w:ascii="Bahnschrift SemiLight SemiConde" w:hAnsi="Bahnschrift SemiLight SemiConde"/>
+        </w:rPr>
+        <w:t xml:space="preserve"> prevents modification or inheritance</w:t>
+      </w:r>
+    </w:p>
+    <w:p>
+      <w:pPr>
+        <w:pStyle w:val="NormalWeb"/>
+        <w:numPr>
+          <w:ilvl w:val="0"/>
+          <w:numId w:val="1"/>
+        </w:numPr>
+        <w:rPr>
+          <w:rFonts w:ascii="Bahnschrift SemiLight SemiConde" w:hAnsi="Bahnschrift SemiLight SemiConde"/>
+        </w:rPr>
+      </w:pPr>
+      <w:r>
+        <w:rPr>
+          <w:rFonts w:ascii="Bahnschrift SemiLight SemiConde" w:hAnsi="Bahnschrift SemiLight SemiConde"/>
+        </w:rPr>
+        <w:t xml:space="preserve">try </w:t>
+      </w:r>
+      <w:r>
+        <w:rPr>
+          <w:rFonts w:ascii="Arial" w:hAnsi="Arial" w:cs="Arial"/>
+        </w:rPr>
+        <w:t>→</w:t>
+      </w:r>
+      <w:r>
+        <w:rPr>
+          <w:rFonts w:ascii="Bahnschrift SemiLight SemiConde" w:hAnsi="Bahnschrift SemiLight SemiConde"/>
+        </w:rPr>
+        <w:t xml:space="preserve"> starts exception handling block</w:t>
+      </w:r>
+    </w:p>
+    <w:p>
+      <w:pPr>
+        <w:pStyle w:val="NormalWeb"/>
+        <w:numPr>
+          <w:ilvl w:val="0"/>
+          <w:numId w:val="1"/>
+        </w:numPr>
+        <w:rPr>
+          <w:rFonts w:ascii="Bahnschrift SemiLight SemiConde" w:hAnsi="Bahnschrift SemiLight SemiConde"/>
+        </w:rPr>
+      </w:pPr>
+      <w:r>
+        <w:rPr>
+          <w:rFonts w:ascii="Bahnschrift SemiLight SemiConde" w:hAnsi="Bahnschrift SemiLight SemiConde"/>
+        </w:rPr>
+        <w:t xml:space="preserve">catch </w:t>
+      </w:r>
+      <w:r>
+        <w:rPr>
+          <w:rFonts w:ascii="Arial" w:hAnsi="Arial" w:cs="Arial"/>
+        </w:rPr>
+        <w:t>→</w:t>
+      </w:r>
+      <w:r>
+        <w:rPr>
+          <w:rFonts w:ascii="Bahnschrift SemiLight SemiConde" w:hAnsi="Bahnschrift SemiLight SemiConde"/>
+        </w:rPr>
+        <w:t xml:space="preserve"> handles exceptions</w:t>
+      </w:r>
+    </w:p>
+    <w:p>
+      <w:pPr>
+        <w:pStyle w:val="NormalWeb"/>
+        <w:numPr>
+          <w:ilvl w:val="0"/>
+          <w:numId w:val="1"/>
+        </w:numPr>
+        <w:rPr>
+          <w:rFonts w:ascii="Bahnschrift SemiLight SemiConde" w:hAnsi="Bahnschrift SemiLight SemiConde"/>
+        </w:rPr>
+      </w:pPr>
+      <w:r>
+        <w:rPr>
+          <w:rFonts w:ascii="Bahnschrift SemiLight SemiConde" w:hAnsi="Bahnschrift SemiLight SemiConde"/>
+        </w:rPr>
+        <w:t xml:space="preserve">finally </w:t>
+      </w:r>
+      <w:r>
+        <w:rPr>
+          <w:rFonts w:ascii="Arial" w:hAnsi="Arial" w:cs="Arial"/>
+        </w:rPr>
+        <w:t>→</w:t>
+      </w:r>
+      <w:r>
+        <w:rPr>
+          <w:rFonts w:ascii="Bahnschrift SemiLight SemiConde" w:hAnsi="Bahnschrift SemiLight SemiConde"/>
+        </w:rPr>
+        <w:t xml:space="preserve"> runs code no matter what after try/catch</w:t>
+      </w:r>
+    </w:p>
+    <w:p>
+      <w:pPr>
+        <w:pStyle w:val="NormalWeb"/>
+        <w:numPr>
+          <w:ilvl w:val="0"/>
+          <w:numId w:val="1"/>
+        </w:numPr>
+        <w:rPr>
+          <w:rFonts w:ascii="Bahnschrift SemiLight SemiConde" w:hAnsi="Bahnschrift SemiLight SemiConde"/>
+        </w:rPr>
+      </w:pPr>
+      <w:r>
+        <w:rPr>
+          <w:rFonts w:ascii="Bahnschrift SemiLight SemiConde" w:hAnsi="Bahnschrift SemiLight SemiConde"/>
+        </w:rPr>
+        <w:t xml:space="preserve">throw </w:t>
+      </w:r>
+      <w:r>
+        <w:rPr>
+          <w:rFonts w:ascii="Arial" w:hAnsi="Arial" w:cs="Arial"/>
+        </w:rPr>
+        <w:t>→</w:t>
+      </w:r>
+      <w:r>
+        <w:rPr>
+          <w:rFonts w:ascii="Bahnschrift SemiLight SemiConde" w:hAnsi="Bahnschrift SemiLight SemiConde"/>
+        </w:rPr>
+        <w:t xml:space="preserve"> manually throws an exception</w:t>
+      </w:r>
+    </w:p>
+    <w:p>
+      <w:pPr>
+        <w:pStyle w:val="NormalWeb"/>
+        <w:numPr>
+          <w:ilvl w:val="0"/>
+          <w:numId w:val="1"/>
+        </w:numPr>
+        <w:rPr>
+          <w:rFonts w:ascii="Bahnschrift SemiLight SemiConde" w:hAnsi="Bahnschrift SemiLight SemiConde"/>
+        </w:rPr>
+      </w:pPr>
+      <w:r>
+        <w:rPr>
+          <w:rFonts w:ascii="Bahnschrift SemiLight SemiConde" w:hAnsi="Bahnschrift SemiLight SemiConde"/>
+        </w:rPr>
+        <w:t xml:space="preserve">throws </w:t>
+      </w:r>
+      <w:r>
+        <w:rPr>
+          <w:rFonts w:ascii="Arial" w:hAnsi="Arial" w:cs="Arial"/>
+        </w:rPr>
+        <w:t>→</w:t>
+      </w:r>
+      <w:r>
+        <w:rPr>
+          <w:rFonts w:ascii="Bahnschrift SemiLight SemiConde" w:hAnsi="Bahnschrift SemiLight SemiConde"/>
+        </w:rPr>
+        <w:t xml:space="preserve"> declares possible exceptions in method</w:t>
+      </w:r>
+    </w:p>
+    <w:p>
+      <w:pPr>
+        <w:pStyle w:val="NormalWeb"/>
+        <w:numPr>
+          <w:ilvl w:val="0"/>
+          <w:numId w:val="1"/>
+        </w:numPr>
+        <w:rPr>
+          <w:rFonts w:ascii="Bahnschrift SemiLight SemiConde" w:hAnsi="Bahnschrift SemiLight SemiConde"/>
+        </w:rPr>
+      </w:pPr>
+      <w:r>
+        <w:rPr>
+          <w:rFonts w:ascii="Bahnschrift SemiLight SemiConde" w:hAnsi="Bahnschrift SemiLight SemiConde"/>
+        </w:rPr>
+        <w:t xml:space="preserve">package </w:t>
+      </w:r>
+      <w:r>
+        <w:rPr>
+          <w:rFonts w:ascii="Arial" w:hAnsi="Arial" w:cs="Arial"/>
+        </w:rPr>
+        <w:t>→</w:t>
+      </w:r>
+      <w:r>
+        <w:rPr>
+          <w:rFonts w:ascii="Bahnschrift SemiLight SemiConde" w:hAnsi="Bahnschrift SemiLight SemiConde"/>
+        </w:rPr>
+        <w:t xml:space="preserve"> groups related classes together</w:t>
+      </w:r>
+    </w:p>
+    <w:p>
+      <w:pPr>
+        <w:pStyle w:val="NormalWeb"/>
+        <w:numPr>
+          <w:ilvl w:val="0"/>
+          <w:numId w:val="1"/>
+        </w:numPr>
+        <w:rPr>
+          <w:rFonts w:ascii="Bahnschrift SemiLight SemiConde" w:hAnsi="Bahnschrift SemiLight SemiConde"/>
+        </w:rPr>
+      </w:pPr>
+      <w:r>
+        <w:rPr>
+          <w:rFonts w:ascii="Bahnschrift SemiLight SemiConde" w:hAnsi="Bahnschrift SemiLight SemiConde"/>
+        </w:rPr>
+        <w:t xml:space="preserve">import </w:t>
+      </w:r>
+      <w:r>
+        <w:rPr>
+          <w:rFonts w:ascii="Arial" w:hAnsi="Arial" w:cs="Arial"/>
+        </w:rPr>
+        <w:t>→</w:t>
+      </w:r>
+      <w:r>
+        <w:rPr>
+          <w:rFonts w:ascii="Bahnschrift SemiLight SemiConde" w:hAnsi="Bahnschrift SemiLight SemiConde"/>
+        </w:rPr>
+        <w:t xml:space="preserve"> brings other classes into file</w:t>
+      </w:r>
+    </w:p>
+    <w:p>
+      <w:pPr>
+        <w:pStyle w:val="NormalWeb"/>
+        <w:numPr>
+          <w:ilvl w:val="0"/>
+          <w:numId w:val="1"/>
+        </w:numPr>
+        <w:rPr>
+          <w:rFonts w:ascii="Bahnschrift SemiLight SemiConde" w:hAnsi="Bahnschrift SemiLight SemiConde"/>
+        </w:rPr>
+      </w:pPr>
+      <w:r>
+        <w:rPr>
+          <w:rFonts w:ascii="Bahnschrift SemiLight SemiConde" w:hAnsi="Bahnschrift SemiLight SemiConde"/>
+        </w:rPr>
+        <w:t xml:space="preserve">return </w:t>
+      </w:r>
+      <w:r>
+        <w:rPr>
+          <w:rFonts w:ascii="Arial" w:hAnsi="Arial" w:cs="Arial"/>
+        </w:rPr>
+        <w:t>→</w:t>
+      </w:r>
+      <w:r>
+        <w:rPr>
+          <w:rFonts w:ascii="Bahnschrift SemiLight SemiConde" w:hAnsi="Bahnschrift SemiLight SemiConde"/>
+        </w:rPr>
+        <w:t xml:space="preserve"> sends a value back from a method</w:t>
+      </w:r>
+    </w:p>
+    <w:p>
+      <w:pPr>
+        <w:pStyle w:val="NormalWeb"/>
+        <w:numPr>
+          <w:ilvl w:val="0"/>
+          <w:numId w:val="1"/>
+        </w:numPr>
+        <w:rPr>
+          <w:rFonts w:ascii="Bahnschrift SemiLight SemiConde" w:hAnsi="Bahnschrift SemiLight SemiConde"/>
+        </w:rPr>
+      </w:pPr>
+      <w:r>
+        <w:rPr>
+          <w:rFonts w:ascii="Bahnschrift SemiLight SemiConde" w:hAnsi="Bahnschrift SemiLight SemiConde"/>
+        </w:rPr>
+        <w:t xml:space="preserve">null </w:t>
+      </w:r>
+      <w:r>
+        <w:rPr>
+          <w:rFonts w:ascii="Arial" w:hAnsi="Arial" w:cs="Arial"/>
+        </w:rPr>
+        <w:t>→</w:t>
+      </w:r>
+      <w:r>
+        <w:rPr>
+          <w:rFonts w:ascii="Bahnschrift SemiLight SemiConde" w:hAnsi="Bahnschrift SemiLight SemiConde"/>
+        </w:rPr>
+        <w:t xml:space="preserve"> represents no object or empty reference</w:t>
+      </w:r>
+    </w:p>
+    <w:p>
+      <w:pPr>
+        <w:pStyle w:val="NormalWeb"/>
+        <w:numPr>
+          <w:ilvl w:val="0"/>
+          <w:numId w:val="1"/>
+        </w:numPr>
+        <w:rPr>
+          <w:rFonts w:ascii="Bahnschrift SemiLight SemiConde" w:hAnsi="Bahnschrift SemiLight SemiConde"/>
+        </w:rPr>
+      </w:pPr>
+      <w:r>
+        <w:rPr>
+          <w:rFonts w:ascii="Bahnschrift SemiLight SemiConde" w:hAnsi="Bahnschrift SemiLight SemiConde"/>
+        </w:rPr>
+        <w:t xml:space="preserve">true </w:t>
+      </w:r>
+      <w:r>
+        <w:rPr>
+          <w:rFonts w:ascii="Arial" w:hAnsi="Arial" w:cs="Arial"/>
+        </w:rPr>
+        <w:t>→</w:t>
+      </w:r>
+      <w:r>
+        <w:rPr>
+          <w:rFonts w:ascii="Bahnschrift SemiLight SemiConde" w:hAnsi="Bahnschrift SemiLight SemiConde"/>
+        </w:rPr>
+        <w:t xml:space="preserve"> boolean value for logical true</w:t>
+      </w:r>
+    </w:p>
+    <w:p>
+      <w:pPr>
+        <w:pStyle w:val="NormalWeb"/>
+        <w:numPr>
+          <w:ilvl w:val="0"/>
+          <w:numId w:val="1"/>
+        </w:numPr>
+        <w:rPr>
+          <w:rFonts w:ascii="Bahnschrift SemiLight SemiConde" w:hAnsi="Bahnschrift SemiLight SemiConde"/>
+        </w:rPr>
+      </w:pPr>
+      <w:r>
+        <w:rPr>
+          <w:rFonts w:ascii="Bahnschrift SemiLight SemiConde" w:hAnsi="Bahnschrift SemiLight SemiConde"/>
+        </w:rPr>
+        <w:t xml:space="preserve">false </w:t>
+      </w:r>
+      <w:r>
+        <w:rPr>
+          <w:rFonts w:ascii="Arial" w:hAnsi="Arial" w:cs="Arial"/>
+        </w:rPr>
+        <w:t>→</w:t>
+      </w:r>
+      <w:r>
+        <w:rPr>
+          <w:rFonts w:ascii="Bahnschrift SemiLight SemiConde" w:hAnsi="Bahnschrift SemiLight SemiConde"/>
+        </w:rPr>
+        <w:t xml:space="preserve"> boolean value for logical false</w:t>
+      </w:r>
+    </w:p>
+    <w:p>
+      <w:pPr>
+        <w:pStyle w:val="NormalWeb"/>
+        <w:numPr>
+          <w:ilvl w:val="0"/>
+          <w:numId w:val="1"/>
+        </w:numPr>
+        <w:rPr>
+          <w:rFonts w:ascii="Bahnschrift SemiLight SemiConde" w:hAnsi="Bahnschrift SemiLight SemiConde"/>
+        </w:rPr>
+      </w:pPr>
+      <w:r>
+        <w:rPr>
+          <w:rFonts w:ascii="Bahnschrift SemiLight SemiConde" w:hAnsi="Bahnschrift SemiLight SemiConde"/>
+        </w:rPr>
+        <w:t xml:space="preserve">enum </w:t>
+      </w:r>
+      <w:r>
+        <w:rPr>
+          <w:rFonts w:ascii="Arial" w:hAnsi="Arial" w:cs="Arial"/>
+        </w:rPr>
+        <w:t>→</w:t>
+      </w:r>
+      <w:r>
+        <w:rPr>
+          <w:rFonts w:ascii="Bahnschrift SemiLight SemiConde" w:hAnsi="Bahnschrift SemiLight SemiConde"/>
+        </w:rPr>
+        <w:t xml:space="preserve"> defines a fixed set of constants</w:t>
+      </w:r>
+    </w:p>
+    <w:p>
+      <w:pPr>
+        <w:pStyle w:val="NormalWeb"/>
+        <w:numPr>
+          <w:ilvl w:val="0"/>
+          <w:numId w:val="1"/>
+        </w:numPr>
+        <w:rPr>
+          <w:rFonts w:ascii="Bahnschrift SemiLight SemiConde" w:hAnsi="Bahnschrift SemiLight SemiConde"/>
+        </w:rPr>
+      </w:pPr>
+      <w:r>
+        <w:rPr>
+          <w:rFonts w:ascii="Bahnschrift SemiLight SemiConde" w:hAnsi="Bahnschrift SemiLight SemiConde"/>
+        </w:rPr>
+        <w:t xml:space="preserve">instanceof </w:t>
+      </w:r>
+      <w:r>
+        <w:rPr>
+          <w:rFonts w:ascii="Arial" w:hAnsi="Arial" w:cs="Arial"/>
+        </w:rPr>
+        <w:t>→</w:t>
+      </w:r>
+      <w:r>
+        <w:rPr>
+          <w:rFonts w:ascii="Bahnschrift SemiLight SemiConde" w:hAnsi="Bahnschrift SemiLight SemiConde"/>
+        </w:rPr>
+        <w:t xml:space="preserve"> checks if object belongs to a type</w:t>
+      </w:r>
+    </w:p>
+    <w:p>
+      <w:pPr>
+        <w:pStyle w:val="NormalWeb"/>
+        <w:numPr>
+          <w:ilvl w:val="0"/>
+          <w:numId w:val="1"/>
+        </w:numPr>
+        <w:rPr>
+          <w:rFonts w:ascii="Bahnschrift SemiLight SemiConde" w:hAnsi="Bahnschrift SemiLight SemiConde"/>
+        </w:rPr>
+      </w:pPr>
+      <w:r>
+        <w:rPr>
+          <w:rFonts w:ascii="Bahnschrift SemiLight SemiConde" w:hAnsi="Bahnschrift SemiLight SemiConde"/>
+        </w:rPr>
+        <w:t xml:space="preserve">native </w:t>
+      </w:r>
+      <w:r>
+        <w:rPr>
+          <w:rFonts w:ascii="Arial" w:hAnsi="Arial" w:cs="Arial"/>
+        </w:rPr>
+        <w:t>→</w:t>
+      </w:r>
+      <w:r>
+        <w:rPr>
+          <w:rFonts w:ascii="Bahnschrift SemiLight SemiConde" w:hAnsi="Bahnschrift SemiLight SemiConde"/>
+        </w:rPr>
+        <w:t xml:space="preserve"> method implemented in non-Java code</w:t>
+      </w:r>
+    </w:p>
+    <w:p>
+      <w:pPr>
+        <w:pStyle w:val="NormalWeb"/>
+        <w:numPr>
+          <w:ilvl w:val="0"/>
+          <w:numId w:val="1"/>
+        </w:numPr>
+        <w:rPr>
+          <w:rFonts w:ascii="Bahnschrift SemiLight SemiConde" w:hAnsi="Bahnschrift SemiLight SemiConde"/>
+        </w:rPr>
+      </w:pPr>
+      <w:r>
+        <w:rPr>
+          <w:rFonts w:ascii="Bahnschrift SemiLight SemiConde" w:hAnsi="Bahnschrift SemiLight SemiConde"/>
+        </w:rPr>
+        <w:t xml:space="preserve">strictfp </w:t>
+      </w:r>
+      <w:r>
+        <w:rPr>
+          <w:rFonts w:ascii="Arial" w:hAnsi="Arial" w:cs="Arial"/>
+        </w:rPr>
+        <w:t>→</w:t>
+      </w:r>
+      <w:r>
+        <w:rPr>
+          <w:rFonts w:ascii="Bahnschrift SemiLight SemiConde" w:hAnsi="Bahnschrift SemiLight SemiConde"/>
+        </w:rPr>
+        <w:t xml:space="preserve"> controls floating-point precision rules</w:t>
+      </w:r>
+    </w:p>
+    <w:p>
+      <w:pPr>
+        <w:pStyle w:val="NormalWeb"/>
+        <w:numPr>
+          <w:ilvl w:val="0"/>
+          <w:numId w:val="1"/>
+        </w:numPr>
+        <w:rPr>
+          <w:rFonts w:ascii="Bahnschrift SemiLight SemiConde" w:hAnsi="Bahnschrift SemiLight SemiConde"/>
+        </w:rPr>
+      </w:pPr>
+      <w:r>
+        <w:rPr>
+          <w:rFonts w:ascii="Bahnschrift SemiLight SemiConde" w:hAnsi="Bahnschrift SemiLight SemiConde"/>
+        </w:rPr>
+        <w:t xml:space="preserve">synchronized </w:t>
+      </w:r>
+      <w:r>
+        <w:rPr>
+          <w:rFonts w:ascii="Arial" w:hAnsi="Arial" w:cs="Arial"/>
+        </w:rPr>
+        <w:t>→</w:t>
+      </w:r>
+      <w:r>
+        <w:rPr>
+          <w:rFonts w:ascii="Bahnschrift SemiLight SemiConde" w:hAnsi="Bahnschrift SemiLight SemiConde"/>
+        </w:rPr>
+        <w:t xml:space="preserve"> controls thread access to resources</w:t>
+      </w:r>
+    </w:p>
+    <w:p>
+      <w:pPr>
+        <w:pStyle w:val="NormalWeb"/>
+        <w:numPr>
+          <w:ilvl w:val="0"/>
+          <w:numId w:val="1"/>
+        </w:numPr>
+        <w:rPr>
+          <w:rFonts w:ascii="Bahnschrift SemiLight SemiConde" w:hAnsi="Bahnschrift SemiLight SemiConde"/>
+        </w:rPr>
+      </w:pPr>
+      <w:r>
+        <w:rPr>
+          <w:rFonts w:ascii="Bahnschrift SemiLight SemiConde" w:hAnsi="Bahnschrift SemiLight SemiConde"/>
+        </w:rPr>
         <w:lastRenderedPageBreak/>
-        <w:t>transient → prevents variable from being serialized</w:t>
-      </w:r>
-    </w:p>
-    <w:p>
-      <w:pPr>
-        <w:pStyle w:val="NormalWeb"/>
-        <w:numPr>
-          <w:ilvl w:val="0"/>
-          <w:numId w:val="1"/>
-        </w:numPr>
-      </w:pPr>
-      <w:r>
-        <w:t>static import → allows direct use of static members</w:t>
-      </w:r>
-    </w:p>
-    <w:p>
-      <w:pPr>
-        <w:pStyle w:val="NormalWeb"/>
-        <w:numPr>
-          <w:ilvl w:val="0"/>
-          <w:numId w:val="1"/>
-        </w:numPr>
-      </w:pPr>
-      <w:r>
-        <w:t>goto → reserved but not used (exists for legacy reasons)</w:t>
-      </w:r>
-    </w:p>
-    <w:p>
-      <w:pPr>
-        <w:pStyle w:val="NormalWeb"/>
-        <w:numPr>
-          <w:ilvl w:val="0"/>
-          <w:numId w:val="1"/>
-        </w:numPr>
-      </w:pPr>
-      <w:r>
-        <w:t>const → reserved but not used (use final instead)</w:t>
-      </w:r>
-    </w:p>
-    <w:p>
-      <w:pPr>
-        <w:pStyle w:val="NormalWeb"/>
-        <w:numPr>
-          <w:ilvl w:val="0"/>
-          <w:numId w:val="1"/>
-        </w:numPr>
-      </w:pPr>
-      <w:r>
-        <w:t>yield → used in switch expressions to return value</w:t>
-      </w:r>
-    </w:p>
-    <w:p>
-      <w:pPr>
-        <w:pStyle w:val="NormalWeb"/>
-        <w:numPr>
-          <w:ilvl w:val="0"/>
-          <w:numId w:val="1"/>
-        </w:numPr>
-      </w:pPr>
-      <w:r>
-        <w:t>record → special class type for simple data containers</w:t>
-      </w:r>
-    </w:p>
-    <w:p>
-      <w:pPr>
-        <w:pStyle w:val="NormalWeb"/>
-        <w:numPr>
-          <w:ilvl w:val="0"/>
-          <w:numId w:val="1"/>
-        </w:numPr>
-      </w:pPr>
-      <w:r>
-        <w:t>sealed → restricts which classes can extend a class</w:t>
-      </w:r>
-    </w:p>
-    <w:p/>
+        <w:t xml:space="preserve">volatile </w:t>
+      </w:r>
+      <w:r>
+        <w:rPr>
+          <w:rFonts w:ascii="Arial" w:hAnsi="Arial" w:cs="Arial"/>
+        </w:rPr>
+        <w:t>→</w:t>
+      </w:r>
+      <w:r>
+        <w:rPr>
+          <w:rFonts w:ascii="Bahnschrift SemiLight SemiConde" w:hAnsi="Bahnschrift SemiLight SemiConde"/>
+        </w:rPr>
+        <w:t xml:space="preserve"> ensures variable visibility across threads</w:t>
+      </w:r>
+    </w:p>
+    <w:p>
+      <w:pPr>
+        <w:pStyle w:val="NormalWeb"/>
+        <w:numPr>
+          <w:ilvl w:val="0"/>
+          <w:numId w:val="1"/>
+        </w:numPr>
+        <w:rPr>
+          <w:rFonts w:ascii="Bahnschrift SemiLight SemiConde" w:hAnsi="Bahnschrift SemiLight SemiConde"/>
+        </w:rPr>
+      </w:pPr>
+      <w:r>
+        <w:rPr>
+          <w:rFonts w:ascii="Bahnschrift SemiLight SemiConde" w:hAnsi="Bahnschrift SemiLight SemiConde"/>
+        </w:rPr>
+        <w:t xml:space="preserve">assert </w:t>
+      </w:r>
+      <w:r>
+        <w:rPr>
+          <w:rFonts w:ascii="Arial" w:hAnsi="Arial" w:cs="Arial"/>
+        </w:rPr>
+        <w:t>→</w:t>
+      </w:r>
+      <w:r>
+        <w:rPr>
+          <w:rFonts w:ascii="Bahnschrift SemiLight SemiConde" w:hAnsi="Bahnschrift SemiLight SemiConde"/>
+        </w:rPr>
+        <w:t xml:space="preserve"> used for debugging assumptions</w:t>
+      </w:r>
+    </w:p>
+    <w:p>
+      <w:pPr>
+        <w:pStyle w:val="NormalWeb"/>
+        <w:numPr>
+          <w:ilvl w:val="0"/>
+          <w:numId w:val="1"/>
+        </w:numPr>
+        <w:rPr>
+          <w:rFonts w:ascii="Bahnschrift SemiLight SemiConde" w:hAnsi="Bahnschrift SemiLight SemiConde"/>
+        </w:rPr>
+      </w:pPr>
+      <w:r>
+        <w:rPr>
+          <w:rFonts w:ascii="Bahnschrift SemiLight SemiConde" w:hAnsi="Bahnschrift SemiLight SemiConde"/>
+        </w:rPr>
+        <w:t xml:space="preserve">transient </w:t>
+      </w:r>
+      <w:r>
+        <w:rPr>
+          <w:rFonts w:ascii="Arial" w:hAnsi="Arial" w:cs="Arial"/>
+        </w:rPr>
+        <w:t>→</w:t>
+      </w:r>
+      <w:r>
+        <w:rPr>
+          <w:rFonts w:ascii="Bahnschrift SemiLight SemiConde" w:hAnsi="Bahnschrift SemiLight SemiConde"/>
+        </w:rPr>
+        <w:t xml:space="preserve"> prevents variable from being serialized</w:t>
+      </w:r>
+    </w:p>
+    <w:p>
+      <w:pPr>
+        <w:pStyle w:val="NormalWeb"/>
+        <w:numPr>
+          <w:ilvl w:val="0"/>
+          <w:numId w:val="1"/>
+        </w:numPr>
+        <w:rPr>
+          <w:rFonts w:ascii="Bahnschrift SemiLight SemiConde" w:hAnsi="Bahnschrift SemiLight SemiConde"/>
+        </w:rPr>
+      </w:pPr>
+      <w:r>
+        <w:rPr>
+          <w:rFonts w:ascii="Bahnschrift SemiLight SemiConde" w:hAnsi="Bahnschrift SemiLight SemiConde"/>
+        </w:rPr>
+        <w:t xml:space="preserve">static import </w:t>
+      </w:r>
+      <w:r>
+        <w:rPr>
+          <w:rFonts w:ascii="Arial" w:hAnsi="Arial" w:cs="Arial"/>
+        </w:rPr>
+        <w:t>→</w:t>
+      </w:r>
+      <w:r>
+        <w:rPr>
+          <w:rFonts w:ascii="Bahnschrift SemiLight SemiConde" w:hAnsi="Bahnschrift SemiLight SemiConde"/>
+        </w:rPr>
+        <w:t xml:space="preserve"> allows direct use of static members</w:t>
+      </w:r>
+    </w:p>
+    <w:p>
+      <w:pPr>
+        <w:pStyle w:val="NormalWeb"/>
+        <w:numPr>
+          <w:ilvl w:val="0"/>
+          <w:numId w:val="1"/>
+        </w:numPr>
+        <w:rPr>
+          <w:rFonts w:ascii="Bahnschrift SemiLight SemiConde" w:hAnsi="Bahnschrift SemiLight SemiConde"/>
+        </w:rPr>
+      </w:pPr>
+      <w:r>
+        <w:rPr>
+          <w:rFonts w:ascii="Bahnschrift SemiLight SemiConde" w:hAnsi="Bahnschrift SemiLight SemiConde"/>
+        </w:rPr>
+        <w:t xml:space="preserve">goto </w:t>
+      </w:r>
+      <w:r>
+        <w:rPr>
+          <w:rFonts w:ascii="Arial" w:hAnsi="Arial" w:cs="Arial"/>
+        </w:rPr>
+        <w:t>→</w:t>
+      </w:r>
+      <w:r>
+        <w:rPr>
+          <w:rFonts w:ascii="Bahnschrift SemiLight SemiConde" w:hAnsi="Bahnschrift SemiLight SemiConde"/>
+        </w:rPr>
+        <w:t xml:space="preserve"> reserved but not used (exists for legacy reasons)</w:t>
+      </w:r>
+    </w:p>
+    <w:p>
+      <w:pPr>
+        <w:pStyle w:val="NormalWeb"/>
+        <w:numPr>
+          <w:ilvl w:val="0"/>
+          <w:numId w:val="1"/>
+        </w:numPr>
+        <w:rPr>
+          <w:rFonts w:ascii="Bahnschrift SemiLight SemiConde" w:hAnsi="Bahnschrift SemiLight SemiConde"/>
+        </w:rPr>
+      </w:pPr>
+      <w:r>
+        <w:rPr>
+          <w:rFonts w:ascii="Bahnschrift SemiLight SemiConde" w:hAnsi="Bahnschrift SemiLight SemiConde"/>
+        </w:rPr>
+        <w:t xml:space="preserve">const </w:t>
+      </w:r>
+      <w:r>
+        <w:rPr>
+          <w:rFonts w:ascii="Arial" w:hAnsi="Arial" w:cs="Arial"/>
+        </w:rPr>
+        <w:t>→</w:t>
+      </w:r>
+      <w:r>
+        <w:rPr>
+          <w:rFonts w:ascii="Bahnschrift SemiLight SemiConde" w:hAnsi="Bahnschrift SemiLight SemiConde"/>
+        </w:rPr>
+        <w:t xml:space="preserve"> reserved but not used (use final instead)</w:t>
+      </w:r>
+    </w:p>
+    <w:p>
+      <w:pPr>
+        <w:pStyle w:val="NormalWeb"/>
+        <w:numPr>
+          <w:ilvl w:val="0"/>
+          <w:numId w:val="1"/>
+        </w:numPr>
+        <w:rPr>
+          <w:rFonts w:ascii="Bahnschrift SemiLight SemiConde" w:hAnsi="Bahnschrift SemiLight SemiConde"/>
+        </w:rPr>
+      </w:pPr>
+      <w:r>
+        <w:rPr>
+          <w:rFonts w:ascii="Bahnschrift SemiLight SemiConde" w:hAnsi="Bahnschrift SemiLight SemiConde"/>
+        </w:rPr>
+        <w:t xml:space="preserve">yield </w:t>
+      </w:r>
+      <w:r>
+        <w:rPr>
+          <w:rFonts w:ascii="Arial" w:hAnsi="Arial" w:cs="Arial"/>
+        </w:rPr>
+        <w:t>→</w:t>
+      </w:r>
+      <w:r>
+        <w:rPr>
+          <w:rFonts w:ascii="Bahnschrift SemiLight SemiConde" w:hAnsi="Bahnschrift SemiLight SemiConde"/>
+        </w:rPr>
+        <w:t xml:space="preserve"> used in switch expressions to return value</w:t>
+      </w:r>
+    </w:p>
+    <w:p>
+      <w:pPr>
+        <w:pStyle w:val="NormalWeb"/>
+        <w:numPr>
+          <w:ilvl w:val="0"/>
+          <w:numId w:val="1"/>
+        </w:numPr>
+        <w:rPr>
+          <w:rFonts w:ascii="Bahnschrift SemiLight SemiConde" w:hAnsi="Bahnschrift SemiLight SemiConde"/>
+        </w:rPr>
+      </w:pPr>
+      <w:r>
+        <w:rPr>
+          <w:rFonts w:ascii="Bahnschrift SemiLight SemiConde" w:hAnsi="Bahnschrift SemiLight SemiConde"/>
+        </w:rPr>
+        <w:t xml:space="preserve">record </w:t>
+      </w:r>
+      <w:r>
+        <w:rPr>
+          <w:rFonts w:ascii="Arial" w:hAnsi="Arial" w:cs="Arial"/>
+        </w:rPr>
+        <w:t>→</w:t>
+      </w:r>
+      <w:r>
+        <w:rPr>
+          <w:rFonts w:ascii="Bahnschrift SemiLight SemiConde" w:hAnsi="Bahnschrift SemiLight SemiConde"/>
+        </w:rPr>
+        <w:t xml:space="preserve"> special class type for simple data containers</w:t>
+      </w:r>
+    </w:p>
+    <w:p>
+      <w:pPr>
+        <w:pStyle w:val="NormalWeb"/>
+        <w:numPr>
+          <w:ilvl w:val="0"/>
+          <w:numId w:val="1"/>
+        </w:numPr>
+        <w:rPr>
+          <w:rFonts w:ascii="Bahnschrift SemiLight SemiConde" w:hAnsi="Bahnschrift SemiLight SemiConde"/>
+        </w:rPr>
+      </w:pPr>
+      <w:r>
+        <w:rPr>
+          <w:rFonts w:ascii="Bahnschrift SemiLight SemiConde" w:hAnsi="Bahnschrift SemiLight SemiConde"/>
+        </w:rPr>
+        <w:t xml:space="preserve">sealed </w:t>
+      </w:r>
+      <w:r>
+        <w:rPr>
+          <w:rFonts w:ascii="Arial" w:hAnsi="Arial" w:cs="Arial"/>
+        </w:rPr>
+        <w:t>→</w:t>
+      </w:r>
+      <w:r>
+        <w:rPr>
+          <w:rFonts w:ascii="Bahnschrift SemiLight SemiConde" w:hAnsi="Bahnschrift SemiLight SemiConde"/>
+        </w:rPr>
+        <w:t xml:space="preserve"> restricts which classes can extend a class</w:t>
+      </w:r>
+    </w:p>
+    <w:p>
+      <w:pPr>
+        <w:rPr>
+          <w:rFonts w:ascii="Bahnschrift SemiLight SemiConde" w:hAnsi="Bahnschrift SemiLight SemiConde"/>
+        </w:rPr>
+      </w:pPr>
+    </w:p>
     <w:sectPr>
       <w:pgSz w:w="11906" w:h="16838"/>
       <w:pgMar w:top="1440" w:right="1440" w:bottom="1440" w:left="1440" w:header="708" w:footer="708" w:gutter="0"/>
